--- a/inputs/resume.docx
+++ b/inputs/resume.docx
@@ -3,53 +3,120 @@
 <w:document xmlns:wpc="http://schemas.microsoft.com/office/word/2010/wordprocessingCanvas" xmlns:mo="http://schemas.microsoft.com/office/mac/office/2008/main" xmlns:mc="http://schemas.openxmlformats.org/markup-compatibility/2006" xmlns:mv="urn:schemas-microsoft-com:mac:vml" xmlns:o="urn:schemas-microsoft-com:office:office" xmlns:r="http://schemas.openxmlformats.org/officeDocument/2006/relationships" xmlns:m="http://schemas.openxmlformats.org/officeDocument/2006/math" xmlns:v="urn:schemas-microsoft-com:vml" xmlns:wp14="http://schemas.microsoft.com/office/word/2010/wordprocessingDrawing" xmlns:wp="http://schemas.openxmlformats.org/drawingml/2006/wordprocessingDrawing" xmlns:w10="urn:schemas-microsoft-com:office:word" xmlns:w="http://schemas.openxmlformats.org/wordprocessingml/2006/main" xmlns:w14="http://schemas.microsoft.com/office/word/2010/wordml" xmlns:wpg="http://schemas.microsoft.com/office/word/2010/wordprocessingGroup" xmlns:wpi="http://schemas.microsoft.com/office/word/2010/wordprocessingInk" xmlns:wne="http://schemas.microsoft.com/office/word/2006/wordml" xmlns:wps="http://schemas.microsoft.com/office/word/2010/wordprocessingShape" mc:Ignorable="w14 wp14">
   <w:body>
     <w:p>
+      <w:pPr>
+        <w:pStyle w:val="Title"/>
+      </w:pPr>
       <w:r>
-        <w:t>John Andrew Doe</w:t>
+        <w:t>Vivek Kumar</w:t>
       </w:r>
     </w:p>
     <w:p>
       <w:r>
-        <w:t>Email: john@gmail.com</w:t>
+        <w:t>Headline: Full Stack &amp; AI Engineer</w:t>
       </w:r>
     </w:p>
     <w:p>
       <w:r>
-        <w:t>Phone: (+91)-98765-43210</w:t>
+        <w:t>Muzaffarpur, Bihar-843106 | +91 91428 74726 | gkrmvv4726@gmail.com</w:t>
       </w:r>
     </w:p>
     <w:p>
       <w:r>
-        <w:t>Headline: Senior Software Engineer</w:t>
+        <w:t>www.linkedin.com/in/vivek-kumar-485a82280/ | github.com/VIVEK3764</w:t>
+      </w:r>
+    </w:p>
+    <w:p>
+      <w:pPr>
+        <w:pStyle w:val="Heading1"/>
+      </w:pPr>
+      <w:r>
+        <w:t>Education</w:t>
       </w:r>
     </w:p>
     <w:p>
       <w:r>
-        <w:t>Experience:</w:t>
+        <w:t>Indian Institute of Technology, Patna</w:t>
+        <w:br/>
+        <w:t>B.Tech in Computer Science and Engineering | August 2023 - Present | CGPA: 9.04</w:t>
       </w:r>
     </w:p>
     <w:p>
       <w:r>
-        <w:t>Worked at Google Inc. as Software Engineer.</w:t>
+        <w:t>Ambika Bhawani Public School, Muzaffarpur</w:t>
+        <w:br/>
+        <w:t>Intermediate | June 2021 - April 2023 | Percentage: 88.8%</w:t>
+      </w:r>
+    </w:p>
+    <w:p>
+      <w:pPr>
+        <w:pStyle w:val="Heading1"/>
+      </w:pPr>
+      <w:r>
+        <w:t>Experience</w:t>
       </w:r>
     </w:p>
     <w:p>
       <w:r>
-        <w:t>Skills:</w:t>
+        <w:t>Smart Rail Web Application - Full Stack Engineer</w:t>
+        <w:br/>
+        <w:t>August 2024 - Present</w:t>
+        <w:br/>
+        <w:t>Developed full-stack intelligent railway assistance application using MySQL, React, and Node.js.</w:t>
       </w:r>
     </w:p>
     <w:p>
       <w:r>
-        <w:t>Java</w:t>
+        <w:t>Amazon ML Challenge 2025 - AI/ML Engineer</w:t>
+        <w:br/>
+        <w:t>May 2025 - Present</w:t>
+        <w:br/>
+        <w:t>Built end-to-end multimodal data pipeline predicting prices on 75K+ products using Python, DistilBERT, and Transformers.</w:t>
+      </w:r>
+    </w:p>
+    <w:p>
+      <w:pPr>
+        <w:pStyle w:val="Heading1"/>
+      </w:pPr>
+      <w:r>
+        <w:t>Technical Skills</w:t>
       </w:r>
     </w:p>
     <w:p>
       <w:r>
-        <w:t>Spring Boot</w:t>
+        <w:t>Languages: C, C++, Python, Java</w:t>
       </w:r>
     </w:p>
     <w:p>
       <w:r>
-        <w:t>AWS</w:t>
+        <w:t>Web Development: HTML, CSS, JavaScript, React, Node js, Spring Tools</w:t>
+      </w:r>
+    </w:p>
+    <w:p>
+      <w:r>
+        <w:t>Databases and Tools: MySQL, NO SQL, Git, GitHub, Linux, REST APIs, Docker</w:t>
+      </w:r>
+    </w:p>
+    <w:p>
+      <w:r>
+        <w:t>AI/ML: Machine Learning, Deep Learning, Supervised &amp; Unsupervised Learning, CNNs, RNNs, LSTMs, Transformers, LLM, Prompt Engineering, Agentic AI, Multi-Agent Systems, Feature Engineering, Model Evaluation</w:t>
+      </w:r>
+    </w:p>
+    <w:p>
+      <w:pPr>
+        <w:pStyle w:val="Heading1"/>
+      </w:pPr>
+      <w:r>
+        <w:t>Achievements</w:t>
+      </w:r>
+    </w:p>
+    <w:p>
+      <w:r>
+        <w:t>Rated Specialist on Codeforces with max. rating 1585. Profile: VIVEK6416</w:t>
+      </w:r>
+    </w:p>
+    <w:p>
+      <w:r>
+        <w:t>Rated 4 Star on CodeChef with max. rating 1847. Profile: VIVEK3764</w:t>
       </w:r>
     </w:p>
     <w:sectPr>
